--- a/reports/Marathon_Shoe_Revolution_Decomposition_Report.docx
+++ b/reports/Marathon_Shoe_Revolution_Decomposition_Report.docx
@@ -85,7 +85,7 @@
           <w:color w:val="1A1A2E"/>
           <w:sz w:val="22"/>
         </w:rPr>
-        <w:t>82 seconds (95% CI 6–159 s)</w:t>
+        <w:t>73 seconds (95% CI -4 to 150 s)</w:t>
       </w:r>
       <w:r>
         <w:rPr>
@@ -93,7 +93,7 @@
           <w:color w:val="1A1A2E"/>
           <w:sz w:val="22"/>
         </w:rPr>
-        <w:t xml:space="preserve"> in median elite marathon time, equivalent to roughly 1.1% of a 2:05 marathon.</w:t>
+        <w:t xml:space="preserve"> in median elite marathon time, equivalent to roughly 1.0% of a 2:05 marathon.</w:t>
       </w:r>
     </w:p>
     <w:p>
@@ -122,7 +122,7 @@
           <w:color w:val="1A1A2E"/>
           <w:sz w:val="22"/>
         </w:rPr>
-        <w:t>On 6 May 2017, three runners — Eliud Kipchoge, Lelisa Desisa, and Zersenay Tadese — ran 2:00:25 on the Monza Formula 1 circuit in Nike's 'Breaking2' exhibition. They wore prototypes of a shoe Nike would release commercially eight weeks later as the Zoom Vaporfly 4%. Independent biomechanics labs would later measure 4% running-economy improvement for a typical elite male marathoner under treadmill conditions.</w:t>
+        <w:t>On 6 May 2017, three runners (Eliud Kipchoge, Lelisa Desisa, and Zersenay Tadese) ran 2:00:25 on the Monza Formula 1 circuit in Nike's 'Breaking2' exhibition. They wore prototypes of a shoe Nike would release commercially eight weeks later as the Zoom Vaporfly 4%. Independent biomechanics labs would later measure 4% running-economy improvement for a typical elite male marathoner under treadmill conditions.</w:t>
       </w:r>
     </w:p>
     <w:p>
@@ -136,7 +136,7 @@
           <w:color w:val="1A1A2E"/>
           <w:sz w:val="22"/>
         </w:rPr>
-        <w:t>Four months later, Kipchoge ran the official Berlin Marathon in 2:03:32 — already in the Vaporfly. A year later, in September 2018, he set the open world record at 2:01:39. Brigid Kosgei lowered the women's record by 81 seconds at Chicago 2019. Kelvin Kiptum went 2:00:35 at Chicago 2023. Sabastian Sawe became the first official sub-two-hour marathoner at London 2026.</w:t>
+        <w:t>Four months later, Kipchoge ran the official Berlin Marathon in 2:03:32, already in the Vaporfly. A year later, in September 2018, he set the open world record at 2:01:39. Brigid Kosgei lowered the women's record by 81 seconds at Chicago 2019. Kelvin Kiptum went 2:00:35 at Chicago 2023. Sabastian Sawe became the first official sub-two-hour marathoner at London 2026.</w:t>
       </w:r>
     </w:p>
     <w:p>
@@ -150,7 +150,7 @@
           <w:color w:val="1A1A2E"/>
           <w:sz w:val="22"/>
         </w:rPr>
-        <w:t>A revolution that scale invites the obvious question. Are these shoes responsible for the improvement, or are they coincident with other changes — deeper East African talent pipelines, smarter time-trial-style pacing, expanded altitude training — that would have produced something like the post-2017 jump anyway? That is the question this report attempts to bound.</w:t>
+        <w:t>A revolution that scale invites the obvious question. Are these shoes responsible for the improvement, or are they coincident with other changes (deeper East African talent pipelines, smarter time-trial-style pacing, expanded altitude training) that would have produced something like the post-2017 jump anyway? That is the question this report attempts to bound.</w:t>
       </w:r>
     </w:p>
     <w:p>
@@ -205,7 +205,7 @@
           <w:color w:val="1A1A2E"/>
           <w:sz w:val="22"/>
         </w:rPr>
-        <w:t xml:space="preserve"> (27 rows): top 10,000m track performances 2016–2024 — the dataset's biggest weakness. </w:t>
+        <w:t xml:space="preserve"> (27 rows): top 10,000m track performances 2016–2024: the dataset's biggest weakness. </w:t>
       </w:r>
       <w:r>
         <w:rPr>
@@ -357,7 +357,7 @@
           <w:color w:val="1A1A2E"/>
           <w:sz w:val="22"/>
         </w:rPr>
-        <w:t>Track 10,000m racing did not adopt carbon plates at the same rate or to the same effect as road racing. If shoes are the dominant cause of road marathon improvement, road times should have improved faster than track times across the same window. We compute DiD = (road_post − road_pre) − (track_post − track_pre) per gender on top-30 median times. Bootstrap 95% CIs come from 1,000 resamples of marathon rows. A placebo DiD splits the pre-era window into 2010–2013 vs 2014–2016, which should be close to zero.</w:t>
+        <w:t>Track 10,000m racing did not adopt carbon plates at the same rate or to the same effect as road racing. If shoes are the dominant cause of road marathon improvement, road times should have improved faster than track times across the same window. We compute DiD = (road_post − road_pre) − (track_post − track_pre) per gender on top-50 median times. Bootstrap 95% CIs come from 1,000 resamples that redraw marathon and track results within each year and recompute the same statistic. A placebo DiD splits the pre-era window into 2010–2013 vs 2014–2016, which should be close to zero.</w:t>
       </w:r>
     </w:p>
     <w:p>
@@ -386,7 +386,7 @@
           <w:color w:val="1A1A2E"/>
           <w:sz w:val="22"/>
         </w:rPr>
-        <w:t>For each athlete with ≥2 pre-era and ≥2 post-era major-marathon results, we compute the difference of post-era mean finish time minus pre-era mean finish time. We report the median across athletes, the paired t-test against zero, and a bootstrap 95% CI. The Wikipedia data does not include athlete ages, so we report the raw delta and discuss the age-confound limitation explicitly. With pre-era athletes typically aged 26–32 and post-era ages 28–36, not subtracting the +30 to +60 second aging penalty biases our shoe estimate downward, not upward.</w:t>
+        <w:t>For each athlete with ≥2 pre-era and ≥2 post-era major-marathon results, we compute the difference of post-era mean finish time minus pre-era mean finish time. We report the median across athletes, the paired t-test against zero, and a bootstrap 95% CI on the median (athletes resampled). The Wikipedia data does not include athlete ages, so we report the raw delta and discuss the age-confound limitation explicitly. With pre-era athletes typically aged 26–32 and post-era ages 28–36, not subtracting the +30 to +60 second aging penalty biases our shoe estimate downward, not upward.</w:t>
       </w:r>
     </w:p>
     <w:p>
@@ -450,7 +450,7 @@
           <w:color w:val="1A1A2E"/>
           <w:sz w:val="24"/>
         </w:rPr>
-        <w:t>4.1 Framework 1 (DiD): 199 seconds, 95% CI [161, 303]</w:t>
+        <w:t>4.1 Framework 1 (DiD): 199 seconds, 95% CI [83, 338]</w:t>
       </w:r>
     </w:p>
     <w:p>
@@ -498,7 +498,7 @@
           <w:color w:val="1A1A2E"/>
           <w:sz w:val="22"/>
         </w:rPr>
-        <w:t>. Placebo DiD on pre-era splits returns 40 seconds — an order of magnitude smaller than the main effect.</w:t>
+        <w:t>. Placebo DiD on pre-era splits returns 40 seconds, about a fifth of the main effect.</w:t>
       </w:r>
     </w:p>
     <w:p>
@@ -568,7 +568,7 @@
           <w:color w:val="1A1A2E"/>
           <w:sz w:val="24"/>
         </w:rPr>
-        <w:t>4.2 Framework 2 (within-athlete): 44 seconds, 95% CI [-131, 37]</w:t>
+        <w:t>4.2 Framework 2 (within-athlete): 44 seconds, 95% CI [-62, 121]</w:t>
       </w:r>
     </w:p>
     <w:p>
@@ -625,7 +625,7 @@
           <w:color w:val="1A1A2E"/>
           <w:sz w:val="22"/>
         </w:rPr>
-        <w:t xml:space="preserve"> improved. A paired t-test against zero returns t = -0.88, p = 0.39 — not significant at α=0.05. The bootstrap 95% CI on the mean delta is wide; we report this estimate as suggestive rather than confirmatory.</w:t>
+        <w:t xml:space="preserve"> improved. A paired t-test against zero returns t = -0.88, p = 0.39, not significant at α=0.05. The bootstrap 95% CI on the median delta is wide; we report this estimate as suggestive rather than confirmatory.</w:t>
       </w:r>
     </w:p>
     <w:p>
@@ -695,7 +695,7 @@
           <w:color w:val="1A1A2E"/>
           <w:sz w:val="24"/>
         </w:rPr>
-        <w:t>4.3 Framework 3 (cohort survival): 71 seconds, 95% CI [73, 124]</w:t>
+        <w:t>4.3 Framework 3 (cohort survival): 71 seconds, 95% CI [58, 98]</w:t>
       </w:r>
     </w:p>
     <w:p>
@@ -743,7 +743,7 @@
           <w:color w:val="1A1A2E"/>
           <w:sz w:val="22"/>
         </w:rPr>
-        <w:t xml:space="preserve"> — consistent with broad-cohort adoption following elite adoption. Sub-threshold counts went from 23 (men) and 13 (women) per year in the pre-era to 29 and 25 in the post-era. Attributing 55% of cohort improvement to shoes gives the framework point estimate.</w:t>
+        <w:t>, consistent with broad-cohort adoption following elite adoption. Sub-threshold counts went from 23 (men) and 13 (women) per year in the pre-era to 29 and 25 in the post-era. Attributing 55% of cohort improvement to shoes gives the framework point estimate.</w:t>
       </w:r>
     </w:p>
     <w:p>
@@ -850,7 +850,7 @@
           <w:color w:val="1A1A2E"/>
           <w:sz w:val="22"/>
         </w:rPr>
-        <w:t>82 seconds (95% CI 6–159)</w:t>
+        <w:t>73 seconds (95% CI -4 to 150)</w:t>
       </w:r>
       <w:r>
         <w:rPr>
@@ -915,7 +915,7 @@
       <w:r>
         <w:drawing>
           <wp:inline xmlns:a="http://schemas.openxmlformats.org/drawingml/2006/main" xmlns:pic="http://schemas.openxmlformats.org/drawingml/2006/picture">
-            <wp:extent cx="5486400" cy="3073770"/>
+            <wp:extent cx="5486400" cy="3074517"/>
             <wp:docPr id="5" name="Picture 5"/>
             <wp:cNvGraphicFramePr>
               <a:graphicFrameLocks noChangeAspect="1"/>
@@ -936,7 +936,7 @@
                   <pic:spPr>
                     <a:xfrm>
                       <a:off x="0" y="0"/>
-                      <a:ext cx="5486400" cy="3073770"/>
+                      <a:ext cx="5486400" cy="3074517"/>
                     </a:xfrm>
                     <a:prstGeom prst="rect"/>
                   </pic:spPr>
@@ -970,7 +970,7 @@
       <w:r>
         <w:drawing>
           <wp:inline xmlns:a="http://schemas.openxmlformats.org/drawingml/2006/main" xmlns:pic="http://schemas.openxmlformats.org/drawingml/2006/picture">
-            <wp:extent cx="4572000" cy="3668405"/>
+            <wp:extent cx="4572000" cy="3683640"/>
             <wp:docPr id="6" name="Picture 6"/>
             <wp:cNvGraphicFramePr>
               <a:graphicFrameLocks noChangeAspect="1"/>
@@ -991,7 +991,7 @@
                   <pic:spPr>
                     <a:xfrm>
                       <a:off x="0" y="0"/>
-                      <a:ext cx="4572000" cy="3668405"/>
+                      <a:ext cx="4572000" cy="3683640"/>
                     </a:xfrm>
                     <a:prstGeom prst="rect"/>
                   </pic:spPr>
@@ -1434,7 +1434,7 @@
           <w:color w:val="1A1A2E"/>
           <w:sz w:val="22"/>
         </w:rPr>
-        <w:t xml:space="preserve">The carbon-plated marathon shoe revolution is real, measurable, and population-level — but smaller than the most aggressive popular characterizations and larger than the most dismissive ones. Our three-framework decomposition places the shoe-attributable share of elite marathon improvement between 2010–2016 and 2018–2024 at </w:t>
+        <w:t xml:space="preserve">The carbon-plated marathon shoe revolution is real, measurable, and population-level, but smaller than the most aggressive popular characterizations and larger than the most dismissive ones. Our three-framework decomposition places the shoe-attributable share of elite marathon improvement between 2010–2016 and 2018–2024 at </w:t>
       </w:r>
       <w:r>
         <w:rPr>
@@ -1443,7 +1443,7 @@
           <w:color w:val="1A1A2E"/>
           <w:sz w:val="22"/>
         </w:rPr>
-        <w:t>82 seconds in the median elite marathon time, 95% CI 6–159 seconds</w:t>
+        <w:t>73 seconds in the median elite marathon time, 95% CI -4 to 150 seconds</w:t>
       </w:r>
       <w:r>
         <w:rPr>
@@ -1451,7 +1451,7 @@
           <w:color w:val="1A1A2E"/>
           <w:sz w:val="22"/>
         </w:rPr>
-        <w:t>, equivalent to roughly 1.1% of marathon time for a 2:05 runner.</w:t>
+        <w:t>, equivalent to roughly 1.0% of marathon time for a 2:05 runner.</w:t>
       </w:r>
     </w:p>
     <w:p>
@@ -1479,7 +1479,7 @@
           <w:color w:val="1A1A2E"/>
           <w:sz w:val="22"/>
         </w:rPr>
-        <w:t>Shoes are the most-cited cause of the post-2017 marathon revolution not because they are the largest single cause, but because they are the most discrete and dateable one. The rest — deeper African talent pipelines, pacing improvements, altitude training, race-craft — together account for more.</w:t>
+        <w:t>Shoes are the most-cited cause of the post-2017 marathon revolution not because they are the largest single cause, but because they are the most discrete and dateable one. The rest (deeper African talent pipelines, pacing improvements, altitude training, race-craft) together account for more.</w:t>
       </w:r>
     </w:p>
     <w:p>
